--- a/tez-calisma-ciktilari-2026-10-20/nitel-analiz-2026-10-22/TEZE-AKTARILACAK-NITEL-BULGULAR.docx
+++ b/tez-calisma-ciktilari-2026-10-20/nitel-analiz-2026-10-22/TEZE-AKTARILACAK-NITEL-BULGULAR.docx
@@ -41,6 +41,89 @@
           <w:i w:val="0"/>
         </w:rPr>
         <w:t>Görüşme formundaki 1, 3 ve 5-a başlıkları problem çözme deneyimleri ve algılanan beceri katkılarını; 2 ve 5-b başlıkları iletişim ve grup etkileşimini; 4, 6 ve 7 başlıkları ise öğrenme, süreç değerlendirmesi ve önerileri ele almaktadır. Bu başlıklar kesin sınırlar olarak kullanılmamış, aynı konunun başka bir yanıtta yer alması da dikkate alınmıştır.</w:t>
+      </w:r>
+    </w:p>
+    <w:p>
+      <w:pPr>
+        <w:keepNext/>
+        <w:spacing w:after="100" w:line="312" w:lineRule="auto"/>
+        <w:jc w:val="both"/>
+      </w:pPr>
+      <w:r>
+        <w:rPr>
+          <w:rFonts w:ascii="Times New Roman" w:hAnsi="Times New Roman"/>
+          <w:sz w:val="24"/>
+        </w:rPr>
+        <w:t>İçerik analizinin tema, kategori ve örnek kod yapısı Şekil 4.4’te gösterilmiştir. Şema, ayrıntılı kod kitabının görsel özetidir.</w:t>
+      </w:r>
+    </w:p>
+    <w:p>
+      <w:pPr>
+        <w:keepNext/>
+        <w:spacing w:line="240" w:lineRule="auto"/>
+        <w:jc w:val="center"/>
+      </w:pPr>
+      <w:r>
+        <w:drawing>
+          <wp:inline xmlns:a="http://schemas.openxmlformats.org/drawingml/2006/main" xmlns:pic="http://schemas.openxmlformats.org/drawingml/2006/picture">
+            <wp:extent cx="5760000" cy="5842286"/>
+            <wp:docPr id="1" name="Picture 1"/>
+            <wp:cNvGraphicFramePr>
+              <a:graphicFrameLocks noChangeAspect="1"/>
+            </wp:cNvGraphicFramePr>
+            <a:graphic>
+              <a:graphicData uri="http://schemas.openxmlformats.org/drawingml/2006/picture">
+                <pic:pic>
+                  <pic:nvPicPr>
+                    <pic:cNvPr id="0" name="sekil-4-4-nitel-tema-semasi.png"/>
+                    <pic:cNvPicPr/>
+                  </pic:nvPicPr>
+                  <pic:blipFill>
+                    <a:blip r:embed="rId10"/>
+                    <a:stretch>
+                      <a:fillRect/>
+                    </a:stretch>
+                  </pic:blipFill>
+                  <pic:spPr>
+                    <a:xfrm>
+                      <a:off x="0" y="0"/>
+                      <a:ext cx="5760000" cy="5842286"/>
+                    </a:xfrm>
+                    <a:prstGeom prst="rect"/>
+                  </pic:spPr>
+                </pic:pic>
+              </a:graphicData>
+            </a:graphic>
+          </wp:inline>
+        </w:drawing>
+      </w:r>
+    </w:p>
+    <w:p>
+      <w:pPr>
+        <w:keepNext/>
+        <w:spacing w:after="100" w:line="312" w:lineRule="auto"/>
+        <w:jc w:val="both"/>
+      </w:pPr>
+      <w:r>
+        <w:rPr>
+          <w:rFonts w:ascii="Times New Roman" w:hAnsi="Times New Roman"/>
+          <w:b/>
+          <w:sz w:val="22"/>
+        </w:rPr>
+        <w:t>Şekil 4.4. Nitel içerik analizinin tema–kategori–örnek kod yapısı</w:t>
+      </w:r>
+    </w:p>
+    <w:p>
+      <w:pPr>
+        <w:spacing w:after="100" w:line="288" w:lineRule="auto"/>
+        <w:jc w:val="both"/>
+      </w:pPr>
+      <w:r>
+        <w:rPr>
+          <w:rFonts w:ascii="Times New Roman" w:hAnsi="Times New Roman"/>
+          <w:sz w:val="20"/>
+        </w:rPr>
+        <w:t>Not. Dört tema ve her temadaki kategoriler gösterilmiştir; madde işaretli satırlar seçilmiş kod örnekleridir. Şema 53 kodun tamamını listelemez. Kodların tam tanımları kod kitabında, frekansları ilgili bulgu tablolarındadır. Çizgiler sınıflama yapısını göstermekte, nedensel ilişki veya önem sırası ifade etmemektedir.</w:t>
       </w:r>
     </w:p>
     <w:p>
@@ -4534,6 +4617,783 @@
     </w:p>
     <w:p>
       <w:pPr>
+        <w:spacing w:after="100" w:line="312" w:lineRule="auto"/>
+        <w:jc w:val="both"/>
+      </w:pPr>
+      <w:r>
+        <w:rPr>
+          <w:rFonts w:ascii="Times New Roman" w:hAnsi="Times New Roman"/>
+          <w:sz w:val="24"/>
+        </w:rPr>
+        <w:t>Katılımcıların ortak ve ayrışan deneyimleri Tablo 4.19’da birlikte sunulmuştur. Bu matris, önceki tabloların frekanslarından farklı olarak her katılımcının deneyimini kendi bağlamında karşılaştırmaktadır.</w:t>
+      </w:r>
+    </w:p>
+    <w:p>
+      <w:pPr>
+        <w:keepNext/>
+        <w:spacing w:after="100" w:line="312" w:lineRule="auto"/>
+        <w:jc w:val="both"/>
+      </w:pPr>
+      <w:r>
+        <w:rPr>
+          <w:rFonts w:ascii="Times New Roman" w:hAnsi="Times New Roman"/>
+          <w:b/>
+          <w:sz w:val="22"/>
+        </w:rPr>
+        <w:t>Tablo 4.19. Katılımcıların ortak ve ayrışan deneyimlerinin karşılaştırılması</w:t>
+      </w:r>
+    </w:p>
+    <w:tbl>
+      <w:tblPr>
+        <w:tblStyle w:val="TableGrid"/>
+        <w:tblW w:type="auto" w:w="0"/>
+        <w:tblLayout w:type="fixed"/>
+        <w:tblLook w:firstColumn="1" w:firstRow="1" w:lastColumn="0" w:lastRow="0" w:noHBand="0" w:noVBand="1" w:val="04A0"/>
+      </w:tblPr>
+      <w:tblGrid>
+        <w:gridCol w:w="1417"/>
+        <w:gridCol w:w="1956"/>
+        <w:gridCol w:w="1956"/>
+        <w:gridCol w:w="1956"/>
+        <w:gridCol w:w="1956"/>
+      </w:tblGrid>
+      <w:tr>
+        <w:trPr>
+          <w:tblHeader/>
+          <w:cantSplit/>
+        </w:trPr>
+        <w:tc>
+          <w:tcPr>
+            <w:tcW w:type="dxa" w:w="1860"/>
+          </w:tcPr>
+          <w:p>
+            <w:pPr>
+              <w:spacing w:before="40" w:after="60" w:line="252" w:lineRule="auto"/>
+            </w:pPr>
+            <w:r>
+              <w:rPr>
+                <w:rFonts w:ascii="Times New Roman" w:hAnsi="Times New Roman"/>
+                <w:sz w:val="18"/>
+              </w:rPr>
+              <w:t>Boyut</w:t>
+            </w:r>
+          </w:p>
+        </w:tc>
+        <w:tc>
+          <w:tcPr>
+            <w:tcW w:type="dxa" w:w="1860"/>
+          </w:tcPr>
+          <w:p>
+            <w:pPr>
+              <w:spacing w:before="40" w:after="60" w:line="252" w:lineRule="auto"/>
+            </w:pPr>
+            <w:r>
+              <w:rPr>
+                <w:rFonts w:ascii="Times New Roman" w:hAnsi="Times New Roman"/>
+                <w:sz w:val="18"/>
+              </w:rPr>
+              <w:t>K1</w:t>
+            </w:r>
+          </w:p>
+        </w:tc>
+        <w:tc>
+          <w:tcPr>
+            <w:tcW w:type="dxa" w:w="1860"/>
+          </w:tcPr>
+          <w:p>
+            <w:pPr>
+              <w:spacing w:before="40" w:after="60" w:line="252" w:lineRule="auto"/>
+            </w:pPr>
+            <w:r>
+              <w:rPr>
+                <w:rFonts w:ascii="Times New Roman" w:hAnsi="Times New Roman"/>
+                <w:sz w:val="18"/>
+              </w:rPr>
+              <w:t>K2</w:t>
+            </w:r>
+          </w:p>
+        </w:tc>
+        <w:tc>
+          <w:tcPr>
+            <w:tcW w:type="dxa" w:w="1860"/>
+          </w:tcPr>
+          <w:p>
+            <w:pPr>
+              <w:spacing w:before="40" w:after="60" w:line="252" w:lineRule="auto"/>
+            </w:pPr>
+            <w:r>
+              <w:rPr>
+                <w:rFonts w:ascii="Times New Roman" w:hAnsi="Times New Roman"/>
+                <w:sz w:val="18"/>
+              </w:rPr>
+              <w:t>K3</w:t>
+            </w:r>
+          </w:p>
+        </w:tc>
+        <w:tc>
+          <w:tcPr>
+            <w:tcW w:type="dxa" w:w="1860"/>
+          </w:tcPr>
+          <w:p>
+            <w:pPr>
+              <w:spacing w:before="40" w:after="60" w:line="252" w:lineRule="auto"/>
+            </w:pPr>
+            <w:r>
+              <w:rPr>
+                <w:rFonts w:ascii="Times New Roman" w:hAnsi="Times New Roman"/>
+                <w:sz w:val="18"/>
+              </w:rPr>
+              <w:t>K4</w:t>
+            </w:r>
+          </w:p>
+        </w:tc>
+      </w:tr>
+      <w:tr>
+        <w:trPr>
+          <w:cantSplit/>
+        </w:trPr>
+        <w:tc>
+          <w:tcPr>
+            <w:tcW w:type="dxa" w:w="1417"/>
+          </w:tcPr>
+          <w:p>
+            <w:pPr>
+              <w:spacing w:before="40" w:after="60" w:line="252" w:lineRule="auto"/>
+            </w:pPr>
+            <w:r>
+              <w:rPr>
+                <w:rFonts w:ascii="Times New Roman" w:hAnsi="Times New Roman"/>
+                <w:sz w:val="18"/>
+              </w:rPr>
+              <w:t>Problem belirleme</w:t>
+            </w:r>
+          </w:p>
+        </w:tc>
+        <w:tc>
+          <w:tcPr>
+            <w:tcW w:type="dxa" w:w="1956"/>
+          </w:tcPr>
+          <w:p>
+            <w:pPr>
+              <w:spacing w:before="40" w:after="60" w:line="252" w:lineRule="auto"/>
+            </w:pPr>
+            <w:r>
+              <w:rPr>
+                <w:rFonts w:ascii="Times New Roman" w:hAnsi="Times New Roman"/>
+                <w:sz w:val="18"/>
+              </w:rPr>
+              <w:t>Zorlandı; özgünlük ve çözülebilirlik (1-a).</w:t>
+            </w:r>
+          </w:p>
+        </w:tc>
+        <w:tc>
+          <w:tcPr>
+            <w:tcW w:type="dxa" w:w="1956"/>
+          </w:tcPr>
+          <w:p>
+            <w:pPr>
+              <w:spacing w:before="40" w:after="60" w:line="252" w:lineRule="auto"/>
+            </w:pPr>
+            <w:r>
+              <w:rPr>
+                <w:rFonts w:ascii="Times New Roman" w:hAnsi="Times New Roman"/>
+                <w:sz w:val="18"/>
+              </w:rPr>
+              <w:t>Zorlanmadı; kısa araştırma yeterli oldu (1-a).</w:t>
+            </w:r>
+          </w:p>
+        </w:tc>
+        <w:tc>
+          <w:tcPr>
+            <w:tcW w:type="dxa" w:w="1956"/>
+          </w:tcPr>
+          <w:p>
+            <w:pPr>
+              <w:spacing w:before="40" w:after="60" w:line="252" w:lineRule="auto"/>
+            </w:pPr>
+            <w:r>
+              <w:rPr>
+                <w:rFonts w:ascii="Times New Roman" w:hAnsi="Times New Roman"/>
+                <w:sz w:val="18"/>
+              </w:rPr>
+              <w:t>Zorlandı; özgün problem/proje arayışı (1-a).</w:t>
+            </w:r>
+          </w:p>
+        </w:tc>
+        <w:tc>
+          <w:tcPr>
+            <w:tcW w:type="dxa" w:w="1956"/>
+          </w:tcPr>
+          <w:p>
+            <w:pPr>
+              <w:spacing w:before="40" w:after="60" w:line="252" w:lineRule="auto"/>
+            </w:pPr>
+            <w:r>
+              <w:rPr>
+                <w:rFonts w:ascii="Times New Roman" w:hAnsi="Times New Roman"/>
+                <w:sz w:val="18"/>
+              </w:rPr>
+              <w:t>Zorlandı; yapılabilir proje seçimi (1-a).</w:t>
+            </w:r>
+          </w:p>
+        </w:tc>
+      </w:tr>
+      <w:tr>
+        <w:trPr>
+          <w:cantSplit/>
+        </w:trPr>
+        <w:tc>
+          <w:tcPr>
+            <w:tcW w:type="dxa" w:w="1417"/>
+          </w:tcPr>
+          <w:p>
+            <w:pPr>
+              <w:spacing w:before="40" w:after="60" w:line="252" w:lineRule="auto"/>
+            </w:pPr>
+            <w:r>
+              <w:rPr>
+                <w:rFonts w:ascii="Times New Roman" w:hAnsi="Times New Roman"/>
+                <w:sz w:val="18"/>
+              </w:rPr>
+              <w:t>Çözüm güçlüğüne yaklaşım</w:t>
+            </w:r>
+          </w:p>
+        </w:tc>
+        <w:tc>
+          <w:tcPr>
+            <w:tcW w:type="dxa" w:w="1956"/>
+          </w:tcPr>
+          <w:p>
+            <w:pPr>
+              <w:spacing w:before="40" w:after="60" w:line="252" w:lineRule="auto"/>
+            </w:pPr>
+            <w:r>
+              <w:rPr>
+                <w:rFonts w:ascii="Times New Roman" w:hAnsi="Times New Roman"/>
+                <w:sz w:val="18"/>
+              </w:rPr>
+              <w:t>Çözüm üretemeyince problemi değiştirdi (3-b).</w:t>
+            </w:r>
+          </w:p>
+        </w:tc>
+        <w:tc>
+          <w:tcPr>
+            <w:tcW w:type="dxa" w:w="1956"/>
+          </w:tcPr>
+          <w:p>
+            <w:pPr>
+              <w:spacing w:before="40" w:after="60" w:line="252" w:lineRule="auto"/>
+            </w:pPr>
+            <w:r>
+              <w:rPr>
+                <w:rFonts w:ascii="Times New Roman" w:hAnsi="Times New Roman"/>
+                <w:sz w:val="18"/>
+              </w:rPr>
+              <w:t>Tasarım güçlüğünde farklı yollar denedi (3-b).</w:t>
+            </w:r>
+          </w:p>
+        </w:tc>
+        <w:tc>
+          <w:tcPr>
+            <w:tcW w:type="dxa" w:w="1956"/>
+          </w:tcPr>
+          <w:p>
+            <w:pPr>
+              <w:spacing w:before="40" w:after="60" w:line="252" w:lineRule="auto"/>
+            </w:pPr>
+            <w:r>
+              <w:rPr>
+                <w:rFonts w:ascii="Times New Roman" w:hAnsi="Times New Roman"/>
+                <w:sz w:val="18"/>
+              </w:rPr>
+              <w:t>Tasarım güçlüğünde vazgeçmeyip farklı yollar denedi (3-b).</w:t>
+            </w:r>
+          </w:p>
+        </w:tc>
+        <w:tc>
+          <w:tcPr>
+            <w:tcW w:type="dxa" w:w="1956"/>
+          </w:tcPr>
+          <w:p>
+            <w:pPr>
+              <w:spacing w:before="40" w:after="60" w:line="252" w:lineRule="auto"/>
+            </w:pPr>
+            <w:r>
+              <w:rPr>
+                <w:rFonts w:ascii="Times New Roman" w:hAnsi="Times New Roman"/>
+                <w:sz w:val="18"/>
+              </w:rPr>
+              <w:t>Çözümün probleme yanıtını sorgulayıp revize etti (3-b).</w:t>
+            </w:r>
+          </w:p>
+        </w:tc>
+      </w:tr>
+      <w:tr>
+        <w:trPr>
+          <w:cantSplit/>
+        </w:trPr>
+        <w:tc>
+          <w:tcPr>
+            <w:tcW w:type="dxa" w:w="1417"/>
+          </w:tcPr>
+          <w:p>
+            <w:pPr>
+              <w:spacing w:before="40" w:after="60" w:line="252" w:lineRule="auto"/>
+            </w:pPr>
+            <w:r>
+              <w:rPr>
+                <w:rFonts w:ascii="Times New Roman" w:hAnsi="Times New Roman"/>
+                <w:sz w:val="18"/>
+              </w:rPr>
+              <w:t>Fikir ifade etme ortamı</w:t>
+            </w:r>
+          </w:p>
+        </w:tc>
+        <w:tc>
+          <w:tcPr>
+            <w:tcW w:type="dxa" w:w="1956"/>
+          </w:tcPr>
+          <w:p>
+            <w:pPr>
+              <w:spacing w:before="40" w:after="60" w:line="252" w:lineRule="auto"/>
+            </w:pPr>
+            <w:r>
+              <w:rPr>
+                <w:rFonts w:ascii="Times New Roman" w:hAnsi="Times New Roman"/>
+                <w:sz w:val="18"/>
+              </w:rPr>
+              <w:t>Rahat ifade; kendi seçtiği grup (2-a).</w:t>
+            </w:r>
+          </w:p>
+        </w:tc>
+        <w:tc>
+          <w:tcPr>
+            <w:tcW w:type="dxa" w:w="1956"/>
+          </w:tcPr>
+          <w:p>
+            <w:pPr>
+              <w:spacing w:before="40" w:after="60" w:line="252" w:lineRule="auto"/>
+            </w:pPr>
+            <w:r>
+              <w:rPr>
+                <w:rFonts w:ascii="Times New Roman" w:hAnsi="Times New Roman"/>
+                <w:sz w:val="18"/>
+              </w:rPr>
+              <w:t>Rahat ifade; kendi seçtiği grup (2-a).</w:t>
+            </w:r>
+          </w:p>
+        </w:tc>
+        <w:tc>
+          <w:tcPr>
+            <w:tcW w:type="dxa" w:w="1956"/>
+          </w:tcPr>
+          <w:p>
+            <w:pPr>
+              <w:spacing w:before="40" w:after="60" w:line="252" w:lineRule="auto"/>
+            </w:pPr>
+            <w:r>
+              <w:rPr>
+                <w:rFonts w:ascii="Times New Roman" w:hAnsi="Times New Roman"/>
+                <w:sz w:val="18"/>
+              </w:rPr>
+              <w:t>Rahat ifade; kendi seçtiği grup (2-a).</w:t>
+            </w:r>
+          </w:p>
+        </w:tc>
+        <w:tc>
+          <w:tcPr>
+            <w:tcW w:type="dxa" w:w="1956"/>
+          </w:tcPr>
+          <w:p>
+            <w:pPr>
+              <w:spacing w:before="40" w:after="60" w:line="252" w:lineRule="auto"/>
+            </w:pPr>
+            <w:r>
+              <w:rPr>
+                <w:rFonts w:ascii="Times New Roman" w:hAnsi="Times New Roman"/>
+                <w:sz w:val="18"/>
+              </w:rPr>
+              <w:t>Rahat ifade; önceden tanışıklık (2-a).</w:t>
+            </w:r>
+          </w:p>
+        </w:tc>
+      </w:tr>
+      <w:tr>
+        <w:trPr>
+          <w:cantSplit/>
+        </w:trPr>
+        <w:tc>
+          <w:tcPr>
+            <w:tcW w:type="dxa" w:w="1417"/>
+          </w:tcPr>
+          <w:p>
+            <w:pPr>
+              <w:spacing w:before="40" w:after="60" w:line="252" w:lineRule="auto"/>
+            </w:pPr>
+            <w:r>
+              <w:rPr>
+                <w:rFonts w:ascii="Times New Roman" w:hAnsi="Times New Roman"/>
+                <w:sz w:val="18"/>
+              </w:rPr>
+              <w:t>İletişim becerisine katkı</w:t>
+            </w:r>
+          </w:p>
+        </w:tc>
+        <w:tc>
+          <w:tcPr>
+            <w:tcW w:type="dxa" w:w="1956"/>
+          </w:tcPr>
+          <w:p>
+            <w:pPr>
+              <w:spacing w:before="40" w:after="60" w:line="252" w:lineRule="auto"/>
+            </w:pPr>
+            <w:r>
+              <w:rPr>
+                <w:rFonts w:ascii="Times New Roman" w:hAnsi="Times New Roman"/>
+                <w:sz w:val="18"/>
+              </w:rPr>
+              <w:t>Özgül beceri adı yerine grup sürecini kolaylaştırma anlatımı (5-b).</w:t>
+            </w:r>
+          </w:p>
+        </w:tc>
+        <w:tc>
+          <w:tcPr>
+            <w:tcW w:type="dxa" w:w="1956"/>
+          </w:tcPr>
+          <w:p>
+            <w:pPr>
+              <w:spacing w:before="40" w:after="60" w:line="252" w:lineRule="auto"/>
+            </w:pPr>
+            <w:r>
+              <w:rPr>
+                <w:rFonts w:ascii="Times New Roman" w:hAnsi="Times New Roman"/>
+                <w:sz w:val="18"/>
+              </w:rPr>
+              <w:t>İletişime katkı belirtti (5-a); belirli beceri katkısının büyüklüğünde temkinli (5-b).</w:t>
+            </w:r>
+          </w:p>
+        </w:tc>
+        <w:tc>
+          <w:tcPr>
+            <w:tcW w:type="dxa" w:w="1956"/>
+          </w:tcPr>
+          <w:p>
+            <w:pPr>
+              <w:spacing w:before="40" w:after="60" w:line="252" w:lineRule="auto"/>
+            </w:pPr>
+            <w:r>
+              <w:rPr>
+                <w:rFonts w:ascii="Times New Roman" w:hAnsi="Times New Roman"/>
+                <w:sz w:val="18"/>
+              </w:rPr>
+              <w:t>Çekingenliğine rağmen iletişim becerisinde güçlenme bildirdi (5-b).</w:t>
+            </w:r>
+          </w:p>
+        </w:tc>
+        <w:tc>
+          <w:tcPr>
+            <w:tcW w:type="dxa" w:w="1956"/>
+          </w:tcPr>
+          <w:p>
+            <w:pPr>
+              <w:spacing w:before="40" w:after="60" w:line="252" w:lineRule="auto"/>
+            </w:pPr>
+            <w:r>
+              <w:rPr>
+                <w:rFonts w:ascii="Times New Roman" w:hAnsi="Times New Roman"/>
+                <w:sz w:val="18"/>
+              </w:rPr>
+              <w:t>İletişim ve birlikte çalışmaya katkı bildirdi (5-b).</w:t>
+            </w:r>
+          </w:p>
+        </w:tc>
+      </w:tr>
+      <w:tr>
+        <w:trPr>
+          <w:cantSplit/>
+        </w:trPr>
+        <w:tc>
+          <w:tcPr>
+            <w:tcW w:type="dxa" w:w="1417"/>
+          </w:tcPr>
+          <w:p>
+            <w:pPr>
+              <w:spacing w:before="40" w:after="60" w:line="252" w:lineRule="auto"/>
+            </w:pPr>
+            <w:r>
+              <w:rPr>
+                <w:rFonts w:ascii="Times New Roman" w:hAnsi="Times New Roman"/>
+                <w:sz w:val="18"/>
+              </w:rPr>
+              <w:t>Öğrenme algısı</w:t>
+            </w:r>
+          </w:p>
+        </w:tc>
+        <w:tc>
+          <w:tcPr>
+            <w:tcW w:type="dxa" w:w="1956"/>
+          </w:tcPr>
+          <w:p>
+            <w:pPr>
+              <w:spacing w:before="40" w:after="60" w:line="252" w:lineRule="auto"/>
+            </w:pPr>
+            <w:r>
+              <w:rPr>
+                <w:rFonts w:ascii="Times New Roman" w:hAnsi="Times New Roman"/>
+                <w:sz w:val="18"/>
+              </w:rPr>
+              <w:t>Araştırma, uygulama, ürün ve kalıcılık (4).</w:t>
+            </w:r>
+          </w:p>
+        </w:tc>
+        <w:tc>
+          <w:tcPr>
+            <w:tcW w:type="dxa" w:w="1956"/>
+          </w:tcPr>
+          <w:p>
+            <w:pPr>
+              <w:spacing w:before="40" w:after="60" w:line="252" w:lineRule="auto"/>
+            </w:pPr>
+            <w:r>
+              <w:rPr>
+                <w:rFonts w:ascii="Times New Roman" w:hAnsi="Times New Roman"/>
+                <w:sz w:val="18"/>
+              </w:rPr>
+              <w:t>Araştırma/uygulama, kalıcılık ve diğer sunumlardan öğrenme (4).</w:t>
+            </w:r>
+          </w:p>
+        </w:tc>
+        <w:tc>
+          <w:tcPr>
+            <w:tcW w:type="dxa" w:w="1956"/>
+          </w:tcPr>
+          <w:p>
+            <w:pPr>
+              <w:spacing w:before="40" w:after="60" w:line="252" w:lineRule="auto"/>
+            </w:pPr>
+            <w:r>
+              <w:rPr>
+                <w:rFonts w:ascii="Times New Roman" w:hAnsi="Times New Roman"/>
+                <w:sz w:val="18"/>
+              </w:rPr>
+              <w:t>Araştırarak/uygulayarak daha kalıcı öğrenme (4).</w:t>
+            </w:r>
+          </w:p>
+        </w:tc>
+        <w:tc>
+          <w:tcPr>
+            <w:tcW w:type="dxa" w:w="1956"/>
+          </w:tcPr>
+          <w:p>
+            <w:pPr>
+              <w:spacing w:before="40" w:after="60" w:line="252" w:lineRule="auto"/>
+            </w:pPr>
+            <w:r>
+              <w:rPr>
+                <w:rFonts w:ascii="Times New Roman" w:hAnsi="Times New Roman"/>
+                <w:sz w:val="18"/>
+              </w:rPr>
+              <w:t>Projede bilgiyi kullanma, kalıcılık ve diğer sunumlardan öğrenme (4).</w:t>
+            </w:r>
+          </w:p>
+        </w:tc>
+      </w:tr>
+      <w:tr>
+        <w:trPr>
+          <w:cantSplit/>
+        </w:trPr>
+        <w:tc>
+          <w:tcPr>
+            <w:tcW w:type="dxa" w:w="1417"/>
+          </w:tcPr>
+          <w:p>
+            <w:pPr>
+              <w:spacing w:before="40" w:after="60" w:line="252" w:lineRule="auto"/>
+            </w:pPr>
+            <w:r>
+              <w:rPr>
+                <w:rFonts w:ascii="Times New Roman" w:hAnsi="Times New Roman"/>
+                <w:sz w:val="18"/>
+              </w:rPr>
+              <w:t>Başlıca güçlükler</w:t>
+            </w:r>
+          </w:p>
+        </w:tc>
+        <w:tc>
+          <w:tcPr>
+            <w:tcW w:type="dxa" w:w="1956"/>
+          </w:tcPr>
+          <w:p>
+            <w:pPr>
+              <w:spacing w:before="40" w:after="60" w:line="252" w:lineRule="auto"/>
+            </w:pPr>
+            <w:r>
+              <w:rPr>
+                <w:rFonts w:ascii="Times New Roman" w:hAnsi="Times New Roman"/>
+                <w:sz w:val="18"/>
+              </w:rPr>
+              <w:t>Yoruculuk/maliyet (6); serbest zamanın verimsiz kullanımı (7).</w:t>
+            </w:r>
+          </w:p>
+        </w:tc>
+        <w:tc>
+          <w:tcPr>
+            <w:tcW w:type="dxa" w:w="1956"/>
+          </w:tcPr>
+          <w:p>
+            <w:pPr>
+              <w:spacing w:before="40" w:after="60" w:line="252" w:lineRule="auto"/>
+            </w:pPr>
+            <w:r>
+              <w:rPr>
+                <w:rFonts w:ascii="Times New Roman" w:hAnsi="Times New Roman"/>
+                <w:sz w:val="18"/>
+              </w:rPr>
+              <w:t>Bekleme ve farklı ilerleme hızları (6); bütçe kısıtı (7).</w:t>
+            </w:r>
+          </w:p>
+        </w:tc>
+        <w:tc>
+          <w:tcPr>
+            <w:tcW w:type="dxa" w:w="1956"/>
+          </w:tcPr>
+          <w:p>
+            <w:pPr>
+              <w:spacing w:before="40" w:after="60" w:line="252" w:lineRule="auto"/>
+            </w:pPr>
+            <w:r>
+              <w:rPr>
+                <w:rFonts w:ascii="Times New Roman" w:hAnsi="Times New Roman"/>
+                <w:sz w:val="18"/>
+              </w:rPr>
+              <w:t>Yoruculuk (6); öğretim elemanını/grupları bekleme (7).</w:t>
+            </w:r>
+          </w:p>
+        </w:tc>
+        <w:tc>
+          <w:tcPr>
+            <w:tcW w:type="dxa" w:w="1956"/>
+          </w:tcPr>
+          <w:p>
+            <w:pPr>
+              <w:spacing w:before="40" w:after="60" w:line="252" w:lineRule="auto"/>
+            </w:pPr>
+            <w:r>
+              <w:rPr>
+                <w:rFonts w:ascii="Times New Roman" w:hAnsi="Times New Roman"/>
+                <w:sz w:val="18"/>
+              </w:rPr>
+              <w:t>Uzun süren tasarım ve maliyet (6); farklı ilerleme hızları (7).</w:t>
+            </w:r>
+          </w:p>
+        </w:tc>
+      </w:tr>
+      <w:tr>
+        <w:trPr>
+          <w:cantSplit/>
+        </w:trPr>
+        <w:tc>
+          <w:tcPr>
+            <w:tcW w:type="dxa" w:w="1417"/>
+          </w:tcPr>
+          <w:p>
+            <w:pPr>
+              <w:spacing w:before="40" w:after="60" w:line="252" w:lineRule="auto"/>
+            </w:pPr>
+            <w:r>
+              <w:rPr>
+                <w:rFonts w:ascii="Times New Roman" w:hAnsi="Times New Roman"/>
+                <w:sz w:val="18"/>
+              </w:rPr>
+              <w:t>Düzenleme önerileri</w:t>
+            </w:r>
+          </w:p>
+        </w:tc>
+        <w:tc>
+          <w:tcPr>
+            <w:tcW w:type="dxa" w:w="1956"/>
+          </w:tcPr>
+          <w:p>
+            <w:pPr>
+              <w:spacing w:before="40" w:after="60" w:line="252" w:lineRule="auto"/>
+            </w:pPr>
+            <w:r>
+              <w:rPr>
+                <w:rFonts w:ascii="Times New Roman" w:hAnsi="Times New Roman"/>
+                <w:sz w:val="18"/>
+              </w:rPr>
+              <w:t>Daha fazla süre ve planlı serbest zaman (7).</w:t>
+            </w:r>
+          </w:p>
+        </w:tc>
+        <w:tc>
+          <w:tcPr>
+            <w:tcW w:type="dxa" w:w="1956"/>
+          </w:tcPr>
+          <w:p>
+            <w:pPr>
+              <w:spacing w:before="40" w:after="60" w:line="252" w:lineRule="auto"/>
+            </w:pPr>
+            <w:r>
+              <w:rPr>
+                <w:rFonts w:ascii="Times New Roman" w:hAnsi="Times New Roman"/>
+                <w:sz w:val="18"/>
+              </w:rPr>
+              <w:t>Başlangıç örnekleri, bütçe/malzeme desteği (7); küçük gruplar (1-b).</w:t>
+            </w:r>
+          </w:p>
+        </w:tc>
+        <w:tc>
+          <w:tcPr>
+            <w:tcW w:type="dxa" w:w="1956"/>
+          </w:tcPr>
+          <w:p>
+            <w:pPr>
+              <w:spacing w:before="40" w:after="60" w:line="252" w:lineRule="auto"/>
+            </w:pPr>
+            <w:r>
+              <w:rPr>
+                <w:rFonts w:ascii="Times New Roman" w:hAnsi="Times New Roman"/>
+                <w:sz w:val="18"/>
+              </w:rPr>
+              <w:t>Bekleme sürelerini azaltıp ders zamanını verimli kullanma (7).</w:t>
+            </w:r>
+          </w:p>
+        </w:tc>
+        <w:tc>
+          <w:tcPr>
+            <w:tcW w:type="dxa" w:w="1956"/>
+          </w:tcPr>
+          <w:p>
+            <w:pPr>
+              <w:spacing w:before="40" w:after="60" w:line="252" w:lineRule="auto"/>
+            </w:pPr>
+            <w:r>
+              <w:rPr>
+                <w:rFonts w:ascii="Times New Roman" w:hAnsi="Times New Roman"/>
+                <w:sz w:val="18"/>
+              </w:rPr>
+              <w:t>Örnek ve rehberlik, özerkliği koruma, aşamaya uygun farklı görevler (7).</w:t>
+            </w:r>
+          </w:p>
+        </w:tc>
+      </w:tr>
+    </w:tbl>
+    <w:p>
+      <w:pPr>
+        <w:spacing w:after="100" w:line="288" w:lineRule="auto"/>
+        <w:jc w:val="both"/>
+      </w:pPr>
+      <w:r>
+        <w:rPr>
+          <w:rFonts w:ascii="Times New Roman" w:hAnsi="Times New Roman"/>
+          <w:sz w:val="20"/>
+        </w:rPr>
+        <w:t>Not. Hücreler alıntı değil, döküme dayalı kısa analitik özetlerdir; parantezlerde kaynak soru başlığı verilmiştir. Katılımcı kodları başarı veya gelişim düzeyi göstermez. Bir deneyimin burada öne çıkarılmaması, yaşanmadığını kanıtlamaz. Yeni puan veya katılımcı verisi üretilmemiştir.</w:t>
+      </w:r>
+    </w:p>
+    <w:p>
+      <w:pPr>
         <w:jc w:val="both"/>
       </w:pPr>
       <w:r>
